--- a/documentacion/word/RecepcionElectronica/MI-RE-001-Instalacion.docx
+++ b/documentacion/word/RecepcionElectronica/MI-RE-001-Instalacion.docx
@@ -416,6 +416,144 @@
       </w:pPr>
       <w:r/>
       <w:r>
+        <w:t>Contenido</w:t>
+      </w:r>
+    </w:p>
+    <w:p>
+      <w:pPr>
+        <w:pStyle w:val="ListNumber"/>
+      </w:pPr>
+      <w:r>
+        <w:t>Requisitos previos</w:t>
+      </w:r>
+    </w:p>
+    <w:p>
+      <w:pPr>
+        <w:pStyle w:val="ListNumber"/>
+      </w:pPr>
+      <w:r>
+        <w:t>Instalación desde cero</w:t>
+      </w:r>
+    </w:p>
+    <w:p>
+      <w:pPr>
+        <w:pStyle w:val="ListNumber"/>
+      </w:pPr>
+      <w:r>
+        <w:t>Variables de entorno</w:t>
+      </w:r>
+    </w:p>
+    <w:p>
+      <w:pPr>
+        <w:pStyle w:val="ListNumber"/>
+      </w:pPr>
+      <w:r>
+        <w:t>Actualización</w:t>
+      </w:r>
+    </w:p>
+    <w:p>
+      <w:pPr>
+        <w:pStyle w:val="ListNumber"/>
+      </w:pPr>
+      <w:r>
+        <w:t>Flujo manual</w:t>
+      </w:r>
+    </w:p>
+    <w:p>
+      <w:pPr>
+        <w:pStyle w:val="ListNumber"/>
+      </w:pPr>
+      <w:r>
+        <w:t>Operación con PM2</w:t>
+      </w:r>
+    </w:p>
+    <w:p>
+      <w:pPr>
+        <w:pStyle w:val="ListNumber"/>
+      </w:pPr>
+      <w:r>
+        <w:t>HTTPS</w:t>
+      </w:r>
+    </w:p>
+    <w:p>
+      <w:pPr>
+        <w:pStyle w:val="ListNumber"/>
+      </w:pPr>
+      <w:r>
+        <w:t>Scripts disponibles</w:t>
+      </w:r>
+    </w:p>
+    <w:p>
+      <w:pPr>
+        <w:pStyle w:val="ListNumber"/>
+      </w:pPr>
+      <w:r>
+        <w:t>Verificación post-despliegue</w:t>
+      </w:r>
+    </w:p>
+    <w:p>
+      <w:pPr>
+        <w:pStyle w:val="ListNumber"/>
+      </w:pPr>
+      <w:r>
+        <w:t>Respaldo y recuperación</w:t>
+      </w:r>
+    </w:p>
+    <w:p>
+      <w:pPr>
+        <w:pStyle w:val="ListNumber"/>
+      </w:pPr>
+      <w:r>
+        <w:t>Control documental</w:t>
+      </w:r>
+    </w:p>
+    <w:p>
+      <w:pPr>
+        <w:pStyle w:val="Heading2"/>
+      </w:pPr>
+      <w:r/>
+      <w:r>
+        <w:t>Contenido de imágenes</w:t>
+      </w:r>
+    </w:p>
+    <w:p>
+      <w:pPr>
+        <w:pStyle w:val="ListBullet"/>
+      </w:pPr>
+      <w:r>
+        <w:t>Ilustración 1. Verificación de versiones (node, npm, mongod)</w:t>
+      </w:r>
+    </w:p>
+    <w:p>
+      <w:pPr>
+        <w:pStyle w:val="ListBullet"/>
+      </w:pPr>
+      <w:r>
+        <w:t>Ilustración 2. Ejecución exitosa de setup.ps1</w:t>
+      </w:r>
+    </w:p>
+    <w:p>
+      <w:pPr>
+        <w:pStyle w:val="ListBullet"/>
+      </w:pPr>
+      <w:r>
+        <w:t>Ilustración 3. Salida de pm2 list con el proceso back en línea</w:t>
+      </w:r>
+    </w:p>
+    <w:p>
+      <w:pPr>
+        <w:pStyle w:val="ListBullet"/>
+      </w:pPr>
+      <w:r>
+        <w:t>Ilustración 4. Pantalla de login tras el despliegue</w:t>
+      </w:r>
+    </w:p>
+    <w:p>
+      <w:pPr>
+        <w:pStyle w:val="Heading2"/>
+      </w:pPr>
+      <w:r/>
+      <w:r>
         <w:t>1. Requisitos previos</w:t>
       </w:r>
     </w:p>
@@ -461,6 +599,17 @@
       </w:r>
     </w:p>
     <w:p>
+      <w:r>
+        <w:rPr>
+          <w:b/>
+        </w:rPr>
+        <w:t>Ilustración 1.</w:t>
+      </w:r>
+      <w:r>
+        <w:t xml:space="preserve"> Verificación de versiones (node, npm, mongod)</w:t>
+      </w:r>
+    </w:p>
+    <w:p>
       <w:pPr>
         <w:pStyle w:val="Heading2"/>
       </w:pPr>
@@ -499,6 +648,17 @@
           <w:color w:val="C7254E"/>
         </w:rPr>
         <w:t>[Foto: ejecución exitosa de setup.ps1]</w:t>
+      </w:r>
+    </w:p>
+    <w:p>
+      <w:r>
+        <w:rPr>
+          <w:b/>
+        </w:rPr>
+        <w:t>Ilustración 2.</w:t>
+      </w:r>
+      <w:r>
+        <w:t xml:space="preserve"> Ejecución exitosa de setup.ps1</w:t>
       </w:r>
     </w:p>
     <w:p>
@@ -1009,6 +1169,17 @@
       </w:r>
     </w:p>
     <w:p>
+      <w:r>
+        <w:rPr>
+          <w:b/>
+        </w:rPr>
+        <w:t>Ilustración 3.</w:t>
+      </w:r>
+      <w:r>
+        <w:t xml:space="preserve"> Salida de pm2 list con el proceso back en línea</w:t>
+      </w:r>
+    </w:p>
+    <w:p>
       <w:pPr>
         <w:pStyle w:val="Heading2"/>
       </w:pPr>
@@ -1388,6 +1559,17 @@
       </w:r>
     </w:p>
     <w:p>
+      <w:r>
+        <w:rPr>
+          <w:b/>
+        </w:rPr>
+        <w:t>Ilustración 4.</w:t>
+      </w:r>
+      <w:r>
+        <w:t xml:space="preserve"> Pantalla de login tras el despliegue</w:t>
+      </w:r>
+    </w:p>
+    <w:p>
       <w:pPr>
         <w:pStyle w:val="Heading2"/>
       </w:pPr>

--- a/documentacion/word/RecepcionElectronica/MI-RE-001-Instalacion.docx
+++ b/documentacion/word/RecepcionElectronica/MI-RE-001-Instalacion.docx
@@ -6,8 +6,10 @@
       <w:pPr>
         <w:pStyle w:val="Heading1"/>
       </w:pPr>
-      <w:r/>
       <w:r>
+        <w:rPr>
+          <w:color w:val="1F4E79"/>
+        </w:rPr>
         <w:t>Manual de Instalación y Despliegue</w:t>
       </w:r>
     </w:p>
@@ -15,8 +17,10 @@
       <w:pPr>
         <w:pStyle w:val="Heading2"/>
       </w:pPr>
-      <w:r/>
       <w:r>
+        <w:rPr>
+          <w:color w:val="1F4E79"/>
+        </w:rPr>
         <w:t>Recepción Electrónica (RE) — Base</w:t>
       </w:r>
     </w:p>
@@ -44,11 +48,13 @@
             <w:r>
               <w:rPr>
                 <w:b/>
+                <w:color w:val="1F4E79"/>
               </w:rPr>
             </w:r>
             <w:r>
               <w:rPr>
                 <w:b/>
+                <w:color w:val="1F4E79"/>
               </w:rPr>
               <w:t>Campo</w:t>
             </w:r>
@@ -62,11 +68,13 @@
             <w:r>
               <w:rPr>
                 <w:b/>
+                <w:color w:val="1F4E79"/>
               </w:rPr>
             </w:r>
             <w:r>
               <w:rPr>
                 <w:b/>
+                <w:color w:val="1F4E79"/>
               </w:rPr>
               <w:t>Descripción</w:t>
             </w:r>
@@ -271,8 +279,10 @@
       <w:pPr>
         <w:pStyle w:val="Heading2"/>
       </w:pPr>
-      <w:r/>
       <w:r>
+        <w:rPr>
+          <w:color w:val="1F4E79"/>
+        </w:rPr>
         <w:t>Control de versiones</w:t>
       </w:r>
     </w:p>
@@ -297,11 +307,13 @@
             <w:r>
               <w:rPr>
                 <w:b/>
+                <w:color w:val="1F4E79"/>
               </w:rPr>
             </w:r>
             <w:r>
               <w:rPr>
                 <w:b/>
+                <w:color w:val="1F4E79"/>
               </w:rPr>
               <w:t>Versión</w:t>
             </w:r>
@@ -315,11 +327,13 @@
             <w:r>
               <w:rPr>
                 <w:b/>
+                <w:color w:val="1F4E79"/>
               </w:rPr>
             </w:r>
             <w:r>
               <w:rPr>
                 <w:b/>
+                <w:color w:val="1F4E79"/>
               </w:rPr>
               <w:t>Fecha</w:t>
             </w:r>
@@ -333,11 +347,13 @@
             <w:r>
               <w:rPr>
                 <w:b/>
+                <w:color w:val="1F4E79"/>
               </w:rPr>
             </w:r>
             <w:r>
               <w:rPr>
                 <w:b/>
+                <w:color w:val="1F4E79"/>
               </w:rPr>
               <w:t>Autor</w:t>
             </w:r>
@@ -351,11 +367,13 @@
             <w:r>
               <w:rPr>
                 <w:b/>
+                <w:color w:val="1F4E79"/>
               </w:rPr>
             </w:r>
             <w:r>
               <w:rPr>
                 <w:b/>
+                <w:color w:val="1F4E79"/>
               </w:rPr>
               <w:t>Descripción</w:t>
             </w:r>
@@ -414,8 +432,10 @@
       <w:pPr>
         <w:pStyle w:val="Heading2"/>
       </w:pPr>
-      <w:r/>
       <w:r>
+        <w:rPr>
+          <w:color w:val="1F4E79"/>
+        </w:rPr>
         <w:t>Contenido</w:t>
       </w:r>
     </w:p>
@@ -511,8 +531,10 @@
       <w:pPr>
         <w:pStyle w:val="Heading2"/>
       </w:pPr>
-      <w:r/>
       <w:r>
+        <w:rPr>
+          <w:color w:val="1F4E79"/>
+        </w:rPr>
         <w:t>Contenido de imágenes</w:t>
       </w:r>
     </w:p>
@@ -552,8 +574,10 @@
       <w:pPr>
         <w:pStyle w:val="Heading2"/>
       </w:pPr>
-      <w:r/>
       <w:r>
+        <w:rPr>
+          <w:color w:val="1F4E79"/>
+        </w:rPr>
         <w:t>1. Requisitos previos</w:t>
       </w:r>
     </w:p>
@@ -593,7 +617,6 @@
       <w:r>
         <w:rPr>
           <w:rFonts w:ascii="Consolas" w:hAnsi="Consolas"/>
-          <w:color w:val="C7254E"/>
         </w:rPr>
         <w:t>[Foto: verificación de versiones con node -v, npm -v y mongod --version]</w:t>
       </w:r>
@@ -613,8 +636,10 @@
       <w:pPr>
         <w:pStyle w:val="Heading2"/>
       </w:pPr>
-      <w:r/>
       <w:r>
+        <w:rPr>
+          <w:color w:val="1F4E79"/>
+        </w:rPr>
         <w:t>2. Instalación desde cero</w:t>
       </w:r>
     </w:p>
@@ -624,14 +649,10 @@
       </w:r>
     </w:p>
     <w:p>
-      <w:pPr>
-        <w:ind w:left="360"/>
-      </w:pPr>
       <w:r>
         <w:rPr>
           <w:rFonts w:ascii="Consolas" w:hAnsi="Consolas"/>
-          <w:color w:val="2B2B2B"/>
-          <w:sz w:val="19"/>
+          <w:sz w:val="18"/>
         </w:rPr>
         <w:t>PowerShell -ExecutionPolicy Bypass -File scripts\setup.ps1</w:t>
       </w:r>
@@ -645,7 +666,6 @@
       <w:r>
         <w:rPr>
           <w:rFonts w:ascii="Consolas" w:hAnsi="Consolas"/>
-          <w:color w:val="C7254E"/>
         </w:rPr>
         <w:t>[Foto: ejecución exitosa de setup.ps1]</w:t>
       </w:r>
@@ -665,8 +685,10 @@
       <w:pPr>
         <w:pStyle w:val="Heading2"/>
       </w:pPr>
-      <w:r/>
       <w:r>
+        <w:rPr>
+          <w:color w:val="1F4E79"/>
+        </w:rPr>
         <w:t>3. Variables de entorno</w:t>
       </w:r>
     </w:p>
@@ -677,7 +699,6 @@
       <w:r>
         <w:rPr>
           <w:rFonts w:ascii="Consolas" w:hAnsi="Consolas"/>
-          <w:color w:val="C7254E"/>
         </w:rPr>
         <w:t>.env</w:t>
       </w:r>
@@ -695,26 +716,17 @@
       <w:pPr>
         <w:pStyle w:val="Heading3"/>
       </w:pPr>
-      <w:r/>
-      <w:r>
-        <w:t>3.1 Backend (</w:t>
-      </w:r>
       <w:r>
         <w:rPr>
-          <w:rFonts w:ascii="Consolas" w:hAnsi="Consolas"/>
-          <w:color w:val="C7254E"/>
+          <w:color w:val="1F4E79"/>
         </w:rPr>
-        <w:t>back/.env</w:t>
-      </w:r>
-      <w:r>
-        <w:t>)</w:t>
+        <w:t>3.1 Backend (`back/.env`)</w:t>
       </w:r>
     </w:p>
     <w:p>
       <w:r>
         <w:rPr>
           <w:rFonts w:ascii="Consolas" w:hAnsi="Consolas"/>
-          <w:color w:val="C7254E"/>
         </w:rPr>
         <w:t>NODE_ENV</w:t>
       </w:r>
@@ -724,7 +736,6 @@
       <w:r>
         <w:rPr>
           <w:rFonts w:ascii="Consolas" w:hAnsi="Consolas"/>
-          <w:color w:val="C7254E"/>
         </w:rPr>
         <w:t>ENDPOINT</w:t>
       </w:r>
@@ -734,7 +745,6 @@
       <w:r>
         <w:rPr>
           <w:rFonts w:ascii="Consolas" w:hAnsi="Consolas"/>
-          <w:color w:val="C7254E"/>
         </w:rPr>
         <w:t>PUERTO_HTTP</w:t>
       </w:r>
@@ -744,7 +754,6 @@
       <w:r>
         <w:rPr>
           <w:rFonts w:ascii="Consolas" w:hAnsi="Consolas"/>
-          <w:color w:val="C7254E"/>
         </w:rPr>
         <w:t>PUERTO_HTTPS</w:t>
       </w:r>
@@ -754,7 +763,6 @@
       <w:r>
         <w:rPr>
           <w:rFonts w:ascii="Consolas" w:hAnsi="Consolas"/>
-          <w:color w:val="C7254E"/>
         </w:rPr>
         <w:t>MONGODB_URI</w:t>
       </w:r>
@@ -764,7 +772,6 @@
       <w:r>
         <w:rPr>
           <w:rFonts w:ascii="Consolas" w:hAnsi="Consolas"/>
-          <w:color w:val="C7254E"/>
         </w:rPr>
         <w:t>SECRET</w:t>
       </w:r>
@@ -774,7 +781,6 @@
       <w:r>
         <w:rPr>
           <w:rFonts w:ascii="Consolas" w:hAnsi="Consolas"/>
-          <w:color w:val="C7254E"/>
         </w:rPr>
         <w:t>SECRET_EMAIL</w:t>
       </w:r>
@@ -784,7 +790,6 @@
       <w:r>
         <w:rPr>
           <w:rFonts w:ascii="Consolas" w:hAnsi="Consolas"/>
-          <w:color w:val="C7254E"/>
         </w:rPr>
         <w:t>SECRET_CRYPTO</w:t>
       </w:r>
@@ -794,7 +799,6 @@
       <w:r>
         <w:rPr>
           <w:rFonts w:ascii="Consolas" w:hAnsi="Consolas"/>
-          <w:color w:val="C7254E"/>
         </w:rPr>
         <w:t>SECRET_TOKEN_SOCKET</w:t>
       </w:r>
@@ -804,7 +808,6 @@
       <w:r>
         <w:rPr>
           <w:rFonts w:ascii="Consolas" w:hAnsi="Consolas"/>
-          <w:color w:val="C7254E"/>
         </w:rPr>
         <w:t>SECRET_EXCELJS</w:t>
       </w:r>
@@ -814,7 +817,6 @@
       <w:r>
         <w:rPr>
           <w:rFonts w:ascii="Consolas" w:hAnsi="Consolas"/>
-          <w:color w:val="C7254E"/>
         </w:rPr>
         <w:t>LIFE_TIME</w:t>
       </w:r>
@@ -824,7 +826,6 @@
       <w:r>
         <w:rPr>
           <w:rFonts w:ascii="Consolas" w:hAnsi="Consolas"/>
-          <w:color w:val="C7254E"/>
         </w:rPr>
         <w:t>LIFE_TIME_EMAIL</w:t>
       </w:r>
@@ -834,7 +835,6 @@
       <w:r>
         <w:rPr>
           <w:rFonts w:ascii="Consolas" w:hAnsi="Consolas"/>
-          <w:color w:val="C7254E"/>
         </w:rPr>
         <w:t>LIFE_TIME_RESTRICTED</w:t>
       </w:r>
@@ -844,7 +844,6 @@
       <w:r>
         <w:rPr>
           <w:rFonts w:ascii="Consolas" w:hAnsi="Consolas"/>
-          <w:color w:val="C7254E"/>
         </w:rPr>
         <w:t>MAIL_USER</w:t>
       </w:r>
@@ -854,7 +853,6 @@
       <w:r>
         <w:rPr>
           <w:rFonts w:ascii="Consolas" w:hAnsi="Consolas"/>
-          <w:color w:val="C7254E"/>
         </w:rPr>
         <w:t>MAIL_PASS</w:t>
       </w:r>
@@ -864,7 +862,6 @@
       <w:r>
         <w:rPr>
           <w:rFonts w:ascii="Consolas" w:hAnsi="Consolas"/>
-          <w:color w:val="C7254E"/>
         </w:rPr>
         <w:t>INTEGRACIONES_VISIBILIDAD_MODO</w:t>
       </w:r>
@@ -874,7 +871,6 @@
       <w:r>
         <w:rPr>
           <w:rFonts w:ascii="Consolas" w:hAnsi="Consolas"/>
-          <w:color w:val="C7254E"/>
         </w:rPr>
         <w:t>INTEGRACIONES_VISIBLES</w:t>
       </w:r>
@@ -884,7 +880,6 @@
       <w:r>
         <w:rPr>
           <w:rFonts w:ascii="Consolas" w:hAnsi="Consolas"/>
-          <w:color w:val="C7254E"/>
         </w:rPr>
         <w:t>CLIENTE_ID</w:t>
       </w:r>
@@ -893,27 +888,22 @@
       </w:r>
     </w:p>
     <w:p>
+      <w:pPr>
+        <w:ind w:left="360"/>
+      </w:pPr>
       <w:r>
-        <w:t>&gt; Las variables específicas de módulos opcionales (por ejemplo de paneles o correo de visitantes) se documentan en los módulos correspondientes.</w:t>
+        <w:t>Las variables específicas de módulos opcionales (por ejemplo de paneles o correo de visitantes) se documentan en los módulos correspondientes.</w:t>
       </w:r>
     </w:p>
     <w:p>
       <w:pPr>
         <w:pStyle w:val="Heading3"/>
       </w:pPr>
-      <w:r/>
-      <w:r>
-        <w:t>3.2 Correos (</w:t>
-      </w:r>
       <w:r>
         <w:rPr>
-          <w:rFonts w:ascii="Consolas" w:hAnsi="Consolas"/>
-          <w:color w:val="C7254E"/>
+          <w:color w:val="1F4E79"/>
         </w:rPr>
-        <w:t>back/.env.correos.example</w:t>
-      </w:r>
-      <w:r>
-        <w:t>)</w:t>
+        <w:t>3.2 Correos (`back/.env.correos.example`)</w:t>
       </w:r>
     </w:p>
     <w:p>
@@ -923,7 +913,6 @@
       <w:r>
         <w:rPr>
           <w:rFonts w:ascii="Consolas" w:hAnsi="Consolas"/>
-          <w:color w:val="C7254E"/>
         </w:rPr>
         <w:t>MAIL_*</w:t>
       </w:r>
@@ -933,7 +922,6 @@
       <w:r>
         <w:rPr>
           <w:rFonts w:ascii="Consolas" w:hAnsi="Consolas"/>
-          <w:color w:val="C7254E"/>
         </w:rPr>
         <w:t>MAIL_VISITANTES_*</w:t>
       </w:r>
@@ -945,26 +933,17 @@
       <w:pPr>
         <w:pStyle w:val="Heading3"/>
       </w:pPr>
-      <w:r/>
-      <w:r>
-        <w:t>3.3 Raíz / instalación local (</w:t>
-      </w:r>
       <w:r>
         <w:rPr>
-          <w:rFonts w:ascii="Consolas" w:hAnsi="Consolas"/>
-          <w:color w:val="C7254E"/>
+          <w:color w:val="1F4E79"/>
         </w:rPr>
-        <w:t>.env</w:t>
-      </w:r>
-      <w:r>
-        <w:t>)</w:t>
+        <w:t>3.3 Raíz / instalación local (`.env`)</w:t>
       </w:r>
     </w:p>
     <w:p>
       <w:r>
         <w:rPr>
           <w:rFonts w:ascii="Consolas" w:hAnsi="Consolas"/>
-          <w:color w:val="C7254E"/>
         </w:rPr>
         <w:t>REPLAY_BACK_HOST</w:t>
       </w:r>
@@ -974,7 +953,6 @@
       <w:r>
         <w:rPr>
           <w:rFonts w:ascii="Consolas" w:hAnsi="Consolas"/>
-          <w:color w:val="C7254E"/>
         </w:rPr>
         <w:t>REPLAY_BACK_PORT</w:t>
       </w:r>
@@ -984,7 +962,6 @@
       <w:r>
         <w:rPr>
           <w:rFonts w:ascii="Consolas" w:hAnsi="Consolas"/>
-          <w:color w:val="C7254E"/>
         </w:rPr>
         <w:t>REPLAY_BACK_HTTPS_PORT</w:t>
       </w:r>
@@ -994,7 +971,6 @@
       <w:r>
         <w:rPr>
           <w:rFonts w:ascii="Consolas" w:hAnsi="Consolas"/>
-          <w:color w:val="C7254E"/>
         </w:rPr>
         <w:t>REPLAY_PANEL_PORT</w:t>
       </w:r>
@@ -1006,20 +982,18 @@
       <w:pPr>
         <w:pStyle w:val="Heading2"/>
       </w:pPr>
-      <w:r/>
       <w:r>
+        <w:rPr>
+          <w:color w:val="1F4E79"/>
+        </w:rPr>
         <w:t>4. Actualización</w:t>
       </w:r>
     </w:p>
     <w:p>
-      <w:pPr>
-        <w:ind w:left="360"/>
-      </w:pPr>
       <w:r>
         <w:rPr>
           <w:rFonts w:ascii="Consolas" w:hAnsi="Consolas"/>
-          <w:color w:val="2B2B2B"/>
-          <w:sz w:val="19"/>
+          <w:sz w:val="18"/>
         </w:rPr>
         <w:t>PowerShell -ExecutionPolicy Bypass -File scripts\update.ps1 -Target all</w:t>
       </w:r>
@@ -1030,14 +1004,10 @@
       </w:r>
     </w:p>
     <w:p>
-      <w:pPr>
-        <w:ind w:left="360"/>
-      </w:pPr>
       <w:r>
         <w:rPr>
           <w:rFonts w:ascii="Consolas" w:hAnsi="Consolas"/>
-          <w:color w:val="2B2B2B"/>
-          <w:sz w:val="19"/>
+          <w:sz w:val="18"/>
         </w:rPr>
         <w:t>PowerShell -ExecutionPolicy Bypass -File scripts\update.ps1 -Target back</w:t>
         <w:br/>
@@ -1048,8 +1018,10 @@
       <w:pPr>
         <w:pStyle w:val="Heading2"/>
       </w:pPr>
-      <w:r/>
       <w:r>
+        <w:rPr>
+          <w:color w:val="1F4E79"/>
+        </w:rPr>
         <w:t>5. Flujo manual</w:t>
       </w:r>
     </w:p>
@@ -1057,20 +1029,18 @@
       <w:pPr>
         <w:pStyle w:val="Heading3"/>
       </w:pPr>
-      <w:r/>
       <w:r>
+        <w:rPr>
+          <w:color w:val="1F4E79"/>
+        </w:rPr>
         <w:t>5.1 Frontend</w:t>
       </w:r>
     </w:p>
     <w:p>
-      <w:pPr>
-        <w:ind w:left="360"/>
-      </w:pPr>
       <w:r>
         <w:rPr>
           <w:rFonts w:ascii="Consolas" w:hAnsi="Consolas"/>
-          <w:color w:val="2B2B2B"/>
-          <w:sz w:val="19"/>
+          <w:sz w:val="18"/>
         </w:rPr>
         <w:t>cd "&lt;RUTA_BASE&gt;\RE_PLAY_3\front"</w:t>
         <w:br/>
@@ -1087,14 +1057,10 @@
       </w:r>
     </w:p>
     <w:p>
-      <w:pPr>
-        <w:ind w:left="360"/>
-      </w:pPr>
       <w:r>
         <w:rPr>
           <w:rFonts w:ascii="Consolas" w:hAnsi="Consolas"/>
-          <w:color w:val="2B2B2B"/>
-          <w:sz w:val="19"/>
+          <w:sz w:val="18"/>
         </w:rPr>
         <w:t>mkdir "&lt;RUTA_BASE&gt;\RE_PLAY_3\back\dist\dist"</w:t>
         <w:br/>
@@ -1105,20 +1071,18 @@
       <w:pPr>
         <w:pStyle w:val="Heading3"/>
       </w:pPr>
-      <w:r/>
       <w:r>
+        <w:rPr>
+          <w:color w:val="1F4E79"/>
+        </w:rPr>
         <w:t>5.2 Backend</w:t>
       </w:r>
     </w:p>
     <w:p>
-      <w:pPr>
-        <w:ind w:left="360"/>
-      </w:pPr>
       <w:r>
         <w:rPr>
           <w:rFonts w:ascii="Consolas" w:hAnsi="Consolas"/>
-          <w:color w:val="2B2B2B"/>
-          <w:sz w:val="19"/>
+          <w:sz w:val="18"/>
         </w:rPr>
         <w:t>cd "&lt;RUTA_BASE&gt;\RE_PLAY_3\back"</w:t>
         <w:br/>
@@ -1135,20 +1099,18 @@
       <w:pPr>
         <w:pStyle w:val="Heading2"/>
       </w:pPr>
-      <w:r/>
       <w:r>
+        <w:rPr>
+          <w:color w:val="1F4E79"/>
+        </w:rPr>
         <w:t>6. Operación con PM2</w:t>
       </w:r>
     </w:p>
     <w:p>
-      <w:pPr>
-        <w:ind w:left="360"/>
-      </w:pPr>
       <w:r>
         <w:rPr>
           <w:rFonts w:ascii="Consolas" w:hAnsi="Consolas"/>
-          <w:color w:val="2B2B2B"/>
-          <w:sz w:val="19"/>
+          <w:sz w:val="18"/>
         </w:rPr>
         <w:t>pm2 list                       # Estado de procesos</w:t>
         <w:br/>
@@ -1163,7 +1125,6 @@
       <w:r>
         <w:rPr>
           <w:rFonts w:ascii="Consolas" w:hAnsi="Consolas"/>
-          <w:color w:val="C7254E"/>
         </w:rPr>
         <w:t>[Foto: salida de pm2 list con el proceso back en línea]</w:t>
       </w:r>
@@ -1183,20 +1144,18 @@
       <w:pPr>
         <w:pStyle w:val="Heading2"/>
       </w:pPr>
-      <w:r/>
       <w:r>
+        <w:rPr>
+          <w:color w:val="1F4E79"/>
+        </w:rPr>
         <w:t>7. HTTPS</w:t>
       </w:r>
     </w:p>
     <w:p>
-      <w:pPr>
-        <w:ind w:left="360"/>
-      </w:pPr>
       <w:r>
         <w:rPr>
           <w:rFonts w:ascii="Consolas" w:hAnsi="Consolas"/>
-          <w:color w:val="2B2B2B"/>
-          <w:sz w:val="19"/>
+          <w:sz w:val="18"/>
         </w:rPr>
         <w:t>PowerShell -ExecutionPolicy Bypass -File scripts\https_setup.ps1</w:t>
       </w:r>
@@ -1208,7 +1167,6 @@
       <w:r>
         <w:rPr>
           <w:rFonts w:ascii="Consolas" w:hAnsi="Consolas"/>
-          <w:color w:val="C7254E"/>
         </w:rPr>
         <w:t>back/secure</w:t>
       </w:r>
@@ -1220,8 +1178,10 @@
       <w:pPr>
         <w:pStyle w:val="Heading2"/>
       </w:pPr>
-      <w:r/>
       <w:r>
+        <w:rPr>
+          <w:color w:val="1F4E79"/>
+        </w:rPr>
         <w:t>8. Scripts disponibles</w:t>
       </w:r>
     </w:p>
@@ -1244,11 +1204,13 @@
             <w:r>
               <w:rPr>
                 <w:b/>
+                <w:color w:val="1F4E79"/>
               </w:rPr>
             </w:r>
             <w:r>
               <w:rPr>
                 <w:b/>
+                <w:color w:val="1F4E79"/>
               </w:rPr>
               <w:t>Script</w:t>
             </w:r>
@@ -1262,11 +1224,13 @@
             <w:r>
               <w:rPr>
                 <w:b/>
+                <w:color w:val="1F4E79"/>
               </w:rPr>
             </w:r>
             <w:r>
               <w:rPr>
                 <w:b/>
+                <w:color w:val="1F4E79"/>
               </w:rPr>
               <w:t>Uso</w:t>
             </w:r>
@@ -1283,7 +1247,6 @@
             <w:r>
               <w:rPr>
                 <w:rFonts w:ascii="Consolas" w:hAnsi="Consolas"/>
-                <w:color w:val="C7254E"/>
               </w:rPr>
               <w:t>scripts/setup.ps1</w:t>
             </w:r>
@@ -1311,7 +1274,6 @@
             <w:r>
               <w:rPr>
                 <w:rFonts w:ascii="Consolas" w:hAnsi="Consolas"/>
-                <w:color w:val="C7254E"/>
               </w:rPr>
               <w:t>scripts/update.ps1</w:t>
             </w:r>
@@ -1339,7 +1301,6 @@
             <w:r>
               <w:rPr>
                 <w:rFonts w:ascii="Consolas" w:hAnsi="Consolas"/>
-                <w:color w:val="C7254E"/>
               </w:rPr>
               <w:t>scripts/update-with-deps.ps1</w:t>
             </w:r>
@@ -1367,7 +1328,6 @@
             <w:r>
               <w:rPr>
                 <w:rFonts w:ascii="Consolas" w:hAnsi="Consolas"/>
-                <w:color w:val="C7254E"/>
               </w:rPr>
               <w:t>scripts/start.ps1</w:t>
             </w:r>
@@ -1377,7 +1337,6 @@
             <w:r>
               <w:rPr>
                 <w:rFonts w:ascii="Consolas" w:hAnsi="Consolas"/>
-                <w:color w:val="C7254E"/>
               </w:rPr>
               <w:t>stop.ps1</w:t>
             </w:r>
@@ -1405,7 +1364,6 @@
             <w:r>
               <w:rPr>
                 <w:rFonts w:ascii="Consolas" w:hAnsi="Consolas"/>
-                <w:color w:val="C7254E"/>
               </w:rPr>
               <w:t>scripts/build.ps1</w:t>
             </w:r>
@@ -1433,7 +1391,6 @@
             <w:r>
               <w:rPr>
                 <w:rFonts w:ascii="Consolas" w:hAnsi="Consolas"/>
-                <w:color w:val="C7254E"/>
               </w:rPr>
               <w:t>scripts/https_setup.ps1</w:t>
             </w:r>
@@ -1461,7 +1418,6 @@
             <w:r>
               <w:rPr>
                 <w:rFonts w:ascii="Consolas" w:hAnsi="Consolas"/>
-                <w:color w:val="C7254E"/>
               </w:rPr>
               <w:t>scripts/make-exe.ps1</w:t>
             </w:r>
@@ -1485,8 +1441,10 @@
       <w:pPr>
         <w:pStyle w:val="Heading2"/>
       </w:pPr>
-      <w:r/>
       <w:r>
+        <w:rPr>
+          <w:color w:val="1F4E79"/>
+        </w:rPr>
         <w:t>9. Verificación post-despliegue</w:t>
       </w:r>
     </w:p>
@@ -1497,7 +1455,6 @@
       <w:r>
         <w:rPr>
           <w:rFonts w:ascii="Consolas" w:hAnsi="Consolas"/>
-          <w:color w:val="C7254E"/>
         </w:rPr>
         <w:t>pm2 list</w:t>
       </w:r>
@@ -1507,7 +1464,6 @@
       <w:r>
         <w:rPr>
           <w:rFonts w:ascii="Consolas" w:hAnsi="Consolas"/>
-          <w:color w:val="C7254E"/>
         </w:rPr>
         <w:t>back</w:t>
       </w:r>
@@ -1525,7 +1481,6 @@
       <w:r>
         <w:rPr>
           <w:rFonts w:ascii="Consolas" w:hAnsi="Consolas"/>
-          <w:color w:val="C7254E"/>
         </w:rPr>
         <w:t>/</w:t>
       </w:r>
@@ -1553,7 +1508,6 @@
       <w:r>
         <w:rPr>
           <w:rFonts w:ascii="Consolas" w:hAnsi="Consolas"/>
-          <w:color w:val="C7254E"/>
         </w:rPr>
         <w:t>[Foto: pantalla de login cargada tras el despliegue]</w:t>
       </w:r>
@@ -1573,8 +1527,10 @@
       <w:pPr>
         <w:pStyle w:val="Heading2"/>
       </w:pPr>
-      <w:r/>
       <w:r>
+        <w:rPr>
+          <w:color w:val="1F4E79"/>
+        </w:rPr>
         <w:t>10. Respaldo y recuperación</w:t>
       </w:r>
     </w:p>
@@ -1588,7 +1544,6 @@
       <w:r>
         <w:rPr>
           <w:rFonts w:ascii="Consolas" w:hAnsi="Consolas"/>
-          <w:color w:val="C7254E"/>
         </w:rPr>
         <w:t>mongodump</w:t>
       </w:r>
@@ -1606,7 +1561,6 @@
       <w:r>
         <w:rPr>
           <w:rFonts w:ascii="Consolas" w:hAnsi="Consolas"/>
-          <w:color w:val="C7254E"/>
         </w:rPr>
         <w:t>.env</w:t>
       </w:r>
@@ -1616,7 +1570,6 @@
       <w:r>
         <w:rPr>
           <w:rFonts w:ascii="Consolas" w:hAnsi="Consolas"/>
-          <w:color w:val="C7254E"/>
         </w:rPr>
         <w:t>back/secure</w:t>
       </w:r>
@@ -1634,10 +1587,26 @@
     </w:p>
     <w:p>
       <w:pPr>
+        <w:ind w:left="360"/>
+      </w:pPr>
+      <w:r>
+        <w:rPr>
+          <w:b/>
+        </w:rPr>
+        <w:t>Alineación (PSI.01 / PSI.09):</w:t>
+      </w:r>
+      <w:r>
+        <w:t xml:space="preserve"> los respaldos y el resguardo de configuración del proyecto forman parte de los requisitos de seguridad de proyectos; mantenga evidencia de los respaldos y verifique periódicamente su restauración.</w:t>
+      </w:r>
+    </w:p>
+    <w:p>
+      <w:pPr>
         <w:pStyle w:val="Heading2"/>
       </w:pPr>
-      <w:r/>
       <w:r>
+        <w:rPr>
+          <w:color w:val="1F4E79"/>
+        </w:rPr>
         <w:t>11. Control documental</w:t>
       </w:r>
     </w:p>
@@ -1664,11 +1633,13 @@
             <w:r>
               <w:rPr>
                 <w:b/>
+                <w:color w:val="1F4E79"/>
               </w:rPr>
             </w:r>
             <w:r>
               <w:rPr>
                 <w:b/>
+                <w:color w:val="1F4E79"/>
               </w:rPr>
               <w:t>Documento</w:t>
             </w:r>
@@ -1682,11 +1653,13 @@
             <w:r>
               <w:rPr>
                 <w:b/>
+                <w:color w:val="1F4E79"/>
               </w:rPr>
             </w:r>
             <w:r>
               <w:rPr>
                 <w:b/>
+                <w:color w:val="1F4E79"/>
               </w:rPr>
               <w:t>Código</w:t>
             </w:r>
@@ -1700,11 +1673,13 @@
             <w:r>
               <w:rPr>
                 <w:b/>
+                <w:color w:val="1F4E79"/>
               </w:rPr>
             </w:r>
             <w:r>
               <w:rPr>
                 <w:b/>
+                <w:color w:val="1F4E79"/>
               </w:rPr>
               <w:t>Versión</w:t>
             </w:r>
@@ -1718,11 +1693,13 @@
             <w:r>
               <w:rPr>
                 <w:b/>
+                <w:color w:val="1F4E79"/>
               </w:rPr>
             </w:r>
             <w:r>
               <w:rPr>
                 <w:b/>
+                <w:color w:val="1F4E79"/>
               </w:rPr>
               <w:t>Fecha</w:t>
             </w:r>
@@ -1736,11 +1713,13 @@
             <w:r>
               <w:rPr>
                 <w:b/>
+                <w:color w:val="1F4E79"/>
               </w:rPr>
             </w:r>
             <w:r>
               <w:rPr>
                 <w:b/>
+                <w:color w:val="1F4E79"/>
               </w:rPr>
               <w:t>Responsable</w:t>
             </w:r>
@@ -1754,11 +1733,13 @@
             <w:r>
               <w:rPr>
                 <w:b/>
+                <w:color w:val="1F4E79"/>
               </w:rPr>
             </w:r>
             <w:r>
               <w:rPr>
                 <w:b/>
+                <w:color w:val="1F4E79"/>
               </w:rPr>
               <w:t>Estado</w:t>
             </w:r>
